--- a/src/OpenXmlHtml.Tests/WordConvertFileTests.ConvertFullHtmlPage.DotNet.verified.docx
+++ b/src/OpenXmlHtml.Tests/WordConvertFileTests.ConvertFullHtmlPage.DotNet.verified.docx
@@ -133,8 +133,9 @@
     </w:p>
     <w:p>
       <w:r>
-        <w:t xml:space="preserve">  code block
-  indented</w:t>
+        <w:t xml:space="preserve">  code block</w:t>
+        <w:br/>
+        <w:t xml:space="preserve">  indented</w:t>
       </w:r>
     </w:p>
     <w:p>

--- a/src/OpenXmlHtml.Tests/WordConvertFileTests.ConvertFullHtmlPage.DotNet.verified.docx
+++ b/src/OpenXmlHtml.Tests/WordConvertFileTests.ConvertFullHtmlPage.DotNet.verified.docx
@@ -2,11 +2,6 @@
 <file path=word/document.xml><?xml version="1.0" encoding="utf-8"?>
 <w:document xmlns:w="http://schemas.openxmlformats.org/wordprocessingml/2006/main">
   <w:body>
-    <w:p>
-      <w:r>
-        <w:t xml:space="preserve"> </w:t>
-      </w:r>
-    </w:p>
     <w:p>
       <w:pPr>
         <w:pStyle w:val="Heading1"/>
@@ -16,11 +11,6 @@
           <w:b/>
         </w:rPr>
         <w:t xml:space="preserve">Welcome</w:t>
-      </w:r>
-    </w:p>
-    <w:p>
-      <w:r>
-        <w:t xml:space="preserve"> </w:t>
       </w:r>
     </w:p>
     <w:p>
@@ -38,11 +28,6 @@
       </w:hyperlink>
       <w:r>
         <w:t xml:space="preserve">.</w:t>
-      </w:r>
-    </w:p>
-    <w:p>
-      <w:r>
-        <w:t xml:space="preserve"> </w:t>
       </w:r>
     </w:p>
     <w:tbl>
@@ -118,17 +103,7 @@
     </w:tbl>
     <w:p>
       <w:r>
-        <w:t xml:space="preserve"> </w:t>
-      </w:r>
-    </w:p>
-    <w:p>
-      <w:r>
         <w:t xml:space="preserve">A wise quote</w:t>
-      </w:r>
-    </w:p>
-    <w:p>
-      <w:r>
-        <w:t xml:space="preserve"> </w:t>
       </w:r>
     </w:p>
     <w:p>
@@ -138,11 +113,6 @@
         <w:t xml:space="preserve">  indented</w:t>
       </w:r>
     </w:p>
-    <w:p>
-      <w:r>
-        <w:t xml:space="preserve"> </w:t>
-      </w:r>
-    </w:p>
     <w:sectPr>
       <w:pgSz w:w="11906" w:h="16838"/>
       <w:pgMar w:top="1440" w:right="1440" w:bottom="1440" w:left="1440" w:header="720" w:footer="720" w:gutter="0"/>

--- a/src/OpenXmlHtml.Tests/WordConvertFileTests.ConvertFullHtmlPage.DotNet.verified.docx
+++ b/src/OpenXmlHtml.Tests/WordConvertFileTests.ConvertFullHtmlPage.DotNet.verified.docx
@@ -2,6 +2,11 @@
 <file path=word/document.xml><?xml version="1.0" encoding="utf-8"?>
 <w:document xmlns:w="http://schemas.openxmlformats.org/wordprocessingml/2006/main">
   <w:body>
+    <w:p>
+      <w:r>
+        <w:t xml:space="preserve"> </w:t>
+      </w:r>
+    </w:p>
     <w:p>
       <w:pPr>
         <w:pStyle w:val="Heading1"/>
@@ -11,6 +16,11 @@
           <w:b/>
         </w:rPr>
         <w:t xml:space="preserve">Welcome</w:t>
+      </w:r>
+    </w:p>
+    <w:p>
+      <w:r>
+        <w:t xml:space="preserve"> </w:t>
       </w:r>
     </w:p>
     <w:p>
@@ -28,6 +38,11 @@
       </w:hyperlink>
       <w:r>
         <w:t xml:space="preserve">.</w:t>
+      </w:r>
+    </w:p>
+    <w:p>
+      <w:r>
+        <w:t xml:space="preserve"> </w:t>
       </w:r>
     </w:p>
     <w:tbl>
@@ -103,7 +118,17 @@
     </w:tbl>
     <w:p>
       <w:r>
+        <w:t xml:space="preserve"> </w:t>
+      </w:r>
+    </w:p>
+    <w:p>
+      <w:r>
         <w:t xml:space="preserve">A wise quote</w:t>
+      </w:r>
+    </w:p>
+    <w:p>
+      <w:r>
+        <w:t xml:space="preserve"> </w:t>
       </w:r>
     </w:p>
     <w:p>
@@ -113,6 +138,11 @@
         <w:t xml:space="preserve">  indented</w:t>
       </w:r>
     </w:p>
+    <w:p>
+      <w:r>
+        <w:t xml:space="preserve"> </w:t>
+      </w:r>
+    </w:p>
     <w:sectPr>
       <w:pgSz w:w="11906" w:h="16838"/>
       <w:pgMar w:top="1440" w:right="1440" w:bottom="1440" w:left="1440" w:header="720" w:footer="720" w:gutter="0"/>
